--- a/CP2_Tipos_Requerimientos_Grupo3.docx
+++ b/CP2_Tipos_Requerimientos_Grupo3.docx
@@ -4690,9 +4690,9 @@
           <w:szCs w:val="24"/>
         </w:rPr>
         <w:drawing>
-          <wp:inline distT="0" distB="0" distL="0" distR="0" wp14:anchorId="1233DDE0" wp14:editId="1BB7DCC5">
-            <wp:extent cx="6400800" cy="3453130"/>
-            <wp:effectExtent l="0" t="0" r="0" b="0"/>
+          <wp:inline distT="0" distB="0" distL="0" distR="0" wp14:anchorId="7CC0B31E" wp14:editId="63B0A469">
+            <wp:extent cx="6400800" cy="3484880"/>
+            <wp:effectExtent l="0" t="0" r="0" b="1270"/>
             <wp:docPr id="1" name="Imagen 1"/>
             <wp:cNvGraphicFramePr>
               <a:graphicFrameLocks xmlns:a="http://schemas.openxmlformats.org/drawingml/2006/main" noChangeAspect="1"/>
@@ -4713,7 +4713,7 @@
                   <pic:spPr>
                     <a:xfrm>
                       <a:off x="0" y="0"/>
-                      <a:ext cx="6400800" cy="3453130"/>
+                      <a:ext cx="6400800" cy="3484880"/>
                     </a:xfrm>
                     <a:prstGeom prst="rect">
                       <a:avLst/>
